--- a/Manufacture Note.docx
+++ b/Manufacture Note.docx
@@ -14,79 +14,6 @@
           <w:sz w:val="24"/>
         </w:rPr>
       </w:pPr>
-      <w:r>
-        <w:rPr>
-          <w:rFonts w:asciiTheme="minorEastAsia" w:hAnsiTheme="minorEastAsia" w:hint="eastAsia"/>
-          <w:b/>
-          <w:bCs/>
-          <w:noProof/>
-          <w:sz w:val="24"/>
-        </w:rPr>
-        <mc:AlternateContent>
-          <mc:Choice Requires="wps">
-            <w:drawing>
-              <wp:anchor distT="0" distB="0" distL="114300" distR="114300" simplePos="0" relativeHeight="251660288" behindDoc="0" locked="0" layoutInCell="1" allowOverlap="1" wp14:anchorId="38AB2509" wp14:editId="206AD7DB">
-                <wp:simplePos x="0" y="0"/>
-                <wp:positionH relativeFrom="column">
-                  <wp:posOffset>4731385</wp:posOffset>
-                </wp:positionH>
-                <wp:positionV relativeFrom="paragraph">
-                  <wp:posOffset>-422275</wp:posOffset>
-                </wp:positionV>
-                <wp:extent cx="0" cy="9980762"/>
-                <wp:effectExtent l="0" t="0" r="38100" b="20955"/>
-                <wp:wrapNone/>
-                <wp:docPr id="1027118682" name="Straight Connector 1"/>
-                <wp:cNvGraphicFramePr/>
-                <a:graphic xmlns:a="http://schemas.openxmlformats.org/drawingml/2006/main">
-                  <a:graphicData uri="http://schemas.microsoft.com/office/word/2010/wordprocessingShape">
-                    <wps:wsp>
-                      <wps:cNvCnPr/>
-                      <wps:spPr>
-                        <a:xfrm>
-                          <a:off x="0" y="0"/>
-                          <a:ext cx="0" cy="9980762"/>
-                        </a:xfrm>
-                        <a:prstGeom prst="line">
-                          <a:avLst/>
-                        </a:prstGeom>
-                      </wps:spPr>
-                      <wps:style>
-                        <a:lnRef idx="1">
-                          <a:schemeClr val="accent1"/>
-                        </a:lnRef>
-                        <a:fillRef idx="0">
-                          <a:schemeClr val="accent1"/>
-                        </a:fillRef>
-                        <a:effectRef idx="0">
-                          <a:schemeClr val="accent1"/>
-                        </a:effectRef>
-                        <a:fontRef idx="minor">
-                          <a:schemeClr val="tx1"/>
-                        </a:fontRef>
-                      </wps:style>
-                      <wps:bodyPr/>
-                    </wps:wsp>
-                  </a:graphicData>
-                </a:graphic>
-                <wp14:sizeRelH relativeFrom="margin">
-                  <wp14:pctWidth>0</wp14:pctWidth>
-                </wp14:sizeRelH>
-                <wp14:sizeRelV relativeFrom="margin">
-                  <wp14:pctHeight>0</wp14:pctHeight>
-                </wp14:sizeRelV>
-              </wp:anchor>
-            </w:drawing>
-          </mc:Choice>
-          <mc:Fallback>
-            <w:pict>
-              <v:line w14:anchorId="4088BBC2" id="Straight Connector 1" o:spid="_x0000_s1026" style="position:absolute;z-index:251660288;visibility:visible;mso-wrap-style:square;mso-width-percent:0;mso-height-percent:0;mso-wrap-distance-left:9pt;mso-wrap-distance-top:0;mso-wrap-distance-right:9pt;mso-wrap-distance-bottom:0;mso-position-horizontal:absolute;mso-position-horizontal-relative:text;mso-position-vertical:absolute;mso-position-vertical-relative:text;mso-width-percent:0;mso-height-percent:0;mso-width-relative:margin;mso-height-relative:margin" from="372.55pt,-33.25pt" to="372.55pt,752.65pt" o:gfxdata="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" strokecolor="#4472c4 [3204]" strokeweight=".5pt">
-                <v:stroke joinstyle="miter"/>
-              </v:line>
-            </w:pict>
-          </mc:Fallback>
-        </mc:AlternateContent>
-      </w:r>
       <w:r>
         <w:rPr>
           <w:rFonts w:asciiTheme="minorEastAsia" w:hAnsiTheme="minorEastAsia" w:hint="eastAsia"/>
@@ -712,16 +639,16 @@
         <mc:AlternateContent>
           <mc:Choice Requires="wps">
             <w:drawing>
-              <wp:anchor distT="45720" distB="45720" distL="114300" distR="114300" simplePos="0" relativeHeight="251659264" behindDoc="1" locked="0" layoutInCell="1" allowOverlap="1" wp14:anchorId="2C8F4C7F" wp14:editId="53A297AE">
+              <wp:anchor distT="45720" distB="45720" distL="114300" distR="114300" simplePos="0" relativeHeight="251659264" behindDoc="1" locked="0" layoutInCell="1" allowOverlap="1" wp14:anchorId="2C8F4C7F" wp14:editId="24DD0150">
                 <wp:simplePos x="0" y="0"/>
-                <wp:positionH relativeFrom="column">
-                  <wp:posOffset>-163902</wp:posOffset>
+                <wp:positionH relativeFrom="page">
+                  <wp:posOffset>130629</wp:posOffset>
                 </wp:positionH>
                 <wp:positionV relativeFrom="paragraph">
-                  <wp:posOffset>189518</wp:posOffset>
+                  <wp:posOffset>190327</wp:posOffset>
                 </wp:positionV>
-                <wp:extent cx="4692770" cy="1500996"/>
-                <wp:effectExtent l="0" t="0" r="0" b="4445"/>
+                <wp:extent cx="4892634" cy="1579418"/>
+                <wp:effectExtent l="0" t="0" r="0" b="1905"/>
                 <wp:wrapNone/>
                 <wp:docPr id="217" name="Text Box 2"/>
                 <wp:cNvGraphicFramePr>
@@ -736,7 +663,7 @@
                       <wps:spPr bwMode="auto">
                         <a:xfrm>
                           <a:off x="0" y="0"/>
-                          <a:ext cx="4692770" cy="1500996"/>
+                          <a:ext cx="4892634" cy="1579418"/>
                         </a:xfrm>
                         <a:prstGeom prst="rect">
                           <a:avLst/>
@@ -1452,7 +1379,7 @@
                 <v:stroke joinstyle="miter"/>
                 <v:path gradientshapeok="t" o:connecttype="rect"/>
               </v:shapetype>
-              <v:shape id="Text Box 2" o:spid="_x0000_s1026" type="#_x0000_t202" style="position:absolute;left:0;text-align:left;margin-left:-12.9pt;margin-top:14.9pt;width:369.5pt;height:118.2pt;z-index:-251657216;visibility:visible;mso-wrap-style:square;mso-width-percent:0;mso-height-percent:0;mso-wrap-distance-left:9pt;mso-wrap-distance-top:3.6pt;mso-wrap-distance-right:9pt;mso-wrap-distance-bottom:3.6pt;mso-position-horizontal:absolute;mso-position-horizontal-relative:text;mso-position-vertical:absolute;mso-position-vertical-relative:text;mso-width-percent:0;mso-height-percent:0;mso-width-relative:margin;mso-height-relative:margin;v-text-anchor:top" o:gfxdata="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" filled="f" stroked="f">
+              <v:shape id="Text Box 2" o:spid="_x0000_s1026" type="#_x0000_t202" style="position:absolute;left:0;text-align:left;margin-left:10.3pt;margin-top:15pt;width:385.25pt;height:124.35pt;z-index:-251657216;visibility:visible;mso-wrap-style:square;mso-width-percent:0;mso-height-percent:0;mso-wrap-distance-left:9pt;mso-wrap-distance-top:3.6pt;mso-wrap-distance-right:9pt;mso-wrap-distance-bottom:3.6pt;mso-position-horizontal:absolute;mso-position-horizontal-relative:page;mso-position-vertical:absolute;mso-position-vertical-relative:text;mso-width-percent:0;mso-height-percent:0;mso-width-relative:margin;mso-height-relative:margin;v-text-anchor:top" o:gfxdata="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" filled="f" stroked="f">
                 <v:textbox>
                   <w:txbxContent>
                     <w:tbl>
@@ -2135,6 +2062,7 @@
                     <w:p/>
                   </w:txbxContent>
                 </v:textbox>
+                <w10:wrap anchorx="page"/>
               </v:shape>
             </w:pict>
           </mc:Fallback>
@@ -2234,14 +2162,6 @@
         <w:pStyle w:val="ae"/>
         <w:rPr>
           <w:rFonts w:asciiTheme="minorEastAsia" w:hAnsiTheme="minorEastAsia" w:hint="eastAsia"/>
-        </w:rPr>
-      </w:pPr>
-    </w:p>
-    <w:p>
-      <w:pPr>
-        <w:pStyle w:val="ae"/>
-        <w:rPr>
-          <w:rFonts w:asciiTheme="minorEastAsia" w:hAnsiTheme="minorEastAsia" w:hint="eastAsia"/>
           <w:b/>
           <w:bCs/>
           <w:color w:val="EE0000"/>
@@ -2478,94 +2398,6 @@
         </w:rPr>
         <w:t>本、制定工时标准等。</w:t>
       </w:r>
-    </w:p>
-    <w:p>
-      <w:pPr>
-        <w:pStyle w:val="ae"/>
-        <w:rPr>
-          <w:rFonts w:asciiTheme="minorEastAsia" w:hAnsiTheme="minorEastAsia" w:hint="eastAsia"/>
-        </w:rPr>
-      </w:pPr>
-    </w:p>
-    <w:p>
-      <w:pPr>
-        <w:pStyle w:val="ae"/>
-        <w:rPr>
-          <w:rFonts w:asciiTheme="minorEastAsia" w:hAnsiTheme="minorEastAsia" w:hint="eastAsia"/>
-        </w:rPr>
-      </w:pPr>
-    </w:p>
-    <w:p>
-      <w:pPr>
-        <w:pStyle w:val="ae"/>
-        <w:rPr>
-          <w:rFonts w:asciiTheme="minorEastAsia" w:hAnsiTheme="minorEastAsia" w:hint="eastAsia"/>
-        </w:rPr>
-      </w:pPr>
-    </w:p>
-    <w:p>
-      <w:pPr>
-        <w:pStyle w:val="ae"/>
-        <w:rPr>
-          <w:rFonts w:asciiTheme="minorEastAsia" w:hAnsiTheme="minorEastAsia" w:hint="eastAsia"/>
-        </w:rPr>
-      </w:pPr>
-    </w:p>
-    <w:p>
-      <w:pPr>
-        <w:pStyle w:val="ae"/>
-        <w:rPr>
-          <w:rFonts w:asciiTheme="minorEastAsia" w:hAnsiTheme="minorEastAsia" w:hint="eastAsia"/>
-        </w:rPr>
-      </w:pPr>
-    </w:p>
-    <w:p>
-      <w:pPr>
-        <w:pStyle w:val="ae"/>
-        <w:rPr>
-          <w:rFonts w:asciiTheme="minorEastAsia" w:hAnsiTheme="minorEastAsia" w:hint="eastAsia"/>
-        </w:rPr>
-      </w:pPr>
-    </w:p>
-    <w:p>
-      <w:pPr>
-        <w:pStyle w:val="ae"/>
-        <w:rPr>
-          <w:rFonts w:asciiTheme="minorEastAsia" w:hAnsiTheme="minorEastAsia" w:hint="eastAsia"/>
-        </w:rPr>
-      </w:pPr>
-    </w:p>
-    <w:p>
-      <w:pPr>
-        <w:pStyle w:val="ae"/>
-        <w:rPr>
-          <w:rFonts w:asciiTheme="minorEastAsia" w:hAnsiTheme="minorEastAsia" w:hint="eastAsia"/>
-        </w:rPr>
-      </w:pPr>
-    </w:p>
-    <w:p>
-      <w:pPr>
-        <w:pStyle w:val="ae"/>
-        <w:rPr>
-          <w:rFonts w:asciiTheme="minorEastAsia" w:hAnsiTheme="minorEastAsia" w:hint="eastAsia"/>
-        </w:rPr>
-      </w:pPr>
-    </w:p>
-    <w:p>
-      <w:pPr>
-        <w:pStyle w:val="ae"/>
-        <w:rPr>
-          <w:rFonts w:asciiTheme="minorEastAsia" w:hAnsiTheme="minorEastAsia" w:hint="eastAsia"/>
-        </w:rPr>
-      </w:pPr>
-    </w:p>
-    <w:p>
-      <w:pPr>
-        <w:pStyle w:val="ae"/>
-        <w:rPr>
-          <w:rFonts w:asciiTheme="minorEastAsia" w:hAnsiTheme="minorEastAsia" w:hint="eastAsia"/>
-        </w:rPr>
-      </w:pPr>
     </w:p>
     <w:p>
       <w:pPr>
@@ -2905,13 +2737,8 @@
                 <w:rFonts w:eastAsia="Times New Roman" w:cs="Times New Roman"/>
               </w:rPr>
             </w:pPr>
-            <w:proofErr w:type="gramStart"/>
-            <w:r>
-              <w:t>装夹次数</w:t>
-            </w:r>
-            <w:proofErr w:type="gramEnd"/>
-            <w:r>
-              <w:t>最少</w:t>
+            <w:r>
+              <w:t>装夹次数最少</w:t>
             </w:r>
           </w:p>
         </w:tc>
@@ -2935,6 +2762,14 @@
         </w:tc>
       </w:tr>
     </w:tbl>
+    <w:p>
+      <w:pPr>
+        <w:pStyle w:val="ae"/>
+        <w:rPr>
+          <w:rFonts w:asciiTheme="minorEastAsia" w:hAnsiTheme="minorEastAsia" w:hint="eastAsia"/>
+        </w:rPr>
+      </w:pPr>
+    </w:p>
     <w:p>
       <w:pPr>
         <w:pStyle w:val="ae"/>
@@ -4696,111 +4531,6 @@
     <w:p>
       <w:pPr>
         <w:pStyle w:val="ae"/>
-        <w:rPr>
-          <w:rFonts w:asciiTheme="minorEastAsia" w:hAnsiTheme="minorEastAsia" w:hint="eastAsia"/>
-        </w:rPr>
-      </w:pPr>
-    </w:p>
-    <w:p>
-      <w:pPr>
-        <w:pStyle w:val="ae"/>
-        <w:rPr>
-          <w:rFonts w:asciiTheme="minorEastAsia" w:hAnsiTheme="minorEastAsia" w:hint="eastAsia"/>
-        </w:rPr>
-      </w:pPr>
-    </w:p>
-    <w:p>
-      <w:pPr>
-        <w:pStyle w:val="ae"/>
-        <w:rPr>
-          <w:rFonts w:asciiTheme="minorEastAsia" w:hAnsiTheme="minorEastAsia" w:hint="eastAsia"/>
-        </w:rPr>
-      </w:pPr>
-      <w:r>
-        <w:rPr>
-          <w:rFonts w:asciiTheme="minorEastAsia" w:hAnsiTheme="minorEastAsia" w:hint="eastAsia"/>
-          <w:b/>
-          <w:bCs/>
-          <w:noProof/>
-          <w:sz w:val="24"/>
-        </w:rPr>
-        <mc:AlternateContent>
-          <mc:Choice Requires="wps">
-            <w:drawing>
-              <wp:anchor distT="0" distB="0" distL="114300" distR="114300" simplePos="0" relativeHeight="251662336" behindDoc="0" locked="0" layoutInCell="1" allowOverlap="1" wp14:anchorId="71B09202" wp14:editId="30E54839">
-                <wp:simplePos x="0" y="0"/>
-                <wp:positionH relativeFrom="column">
-                  <wp:posOffset>-175260</wp:posOffset>
-                </wp:positionH>
-                <wp:positionV relativeFrom="paragraph">
-                  <wp:posOffset>-448310</wp:posOffset>
-                </wp:positionV>
-                <wp:extent cx="68580" cy="10005695"/>
-                <wp:effectExtent l="0" t="0" r="26670" b="14605"/>
-                <wp:wrapNone/>
-                <wp:docPr id="1240617688" name="Straight Connector 1"/>
-                <wp:cNvGraphicFramePr/>
-                <a:graphic xmlns:a="http://schemas.openxmlformats.org/drawingml/2006/main">
-                  <a:graphicData uri="http://schemas.microsoft.com/office/word/2010/wordprocessingShape">
-                    <wps:wsp>
-                      <wps:cNvCnPr/>
-                      <wps:spPr>
-                        <a:xfrm flipH="1" flipV="1">
-                          <a:off x="0" y="0"/>
-                          <a:ext cx="68580" cy="10005695"/>
-                        </a:xfrm>
-                        <a:prstGeom prst="line">
-                          <a:avLst/>
-                        </a:prstGeom>
-                      </wps:spPr>
-                      <wps:style>
-                        <a:lnRef idx="1">
-                          <a:schemeClr val="accent1"/>
-                        </a:lnRef>
-                        <a:fillRef idx="0">
-                          <a:schemeClr val="accent1"/>
-                        </a:fillRef>
-                        <a:effectRef idx="0">
-                          <a:schemeClr val="accent1"/>
-                        </a:effectRef>
-                        <a:fontRef idx="minor">
-                          <a:schemeClr val="tx1"/>
-                        </a:fontRef>
-                      </wps:style>
-                      <wps:bodyPr/>
-                    </wps:wsp>
-                  </a:graphicData>
-                </a:graphic>
-                <wp14:sizeRelH relativeFrom="margin">
-                  <wp14:pctWidth>0</wp14:pctWidth>
-                </wp14:sizeRelH>
-                <wp14:sizeRelV relativeFrom="margin">
-                  <wp14:pctHeight>0</wp14:pctHeight>
-                </wp14:sizeRelV>
-              </wp:anchor>
-            </w:drawing>
-          </mc:Choice>
-          <mc:Fallback>
-            <w:pict>
-              <v:line w14:anchorId="097F9EC9" id="Straight Connector 1" o:spid="_x0000_s1026" style="position:absolute;flip:x y;z-index:251662336;visibility:visible;mso-wrap-style:square;mso-width-percent:0;mso-height-percent:0;mso-wrap-distance-left:9pt;mso-wrap-distance-top:0;mso-wrap-distance-right:9pt;mso-wrap-distance-bottom:0;mso-position-horizontal:absolute;mso-position-horizontal-relative:text;mso-position-vertical:absolute;mso-position-vertical-relative:text;mso-width-percent:0;mso-height-percent:0;mso-width-relative:margin;mso-height-relative:margin" from="-13.8pt,-35.3pt" to="-8.4pt,752.55pt" o:gfxdata="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" strokecolor="#4472c4 [3204]" strokeweight=".5pt">
-                <v:stroke joinstyle="miter"/>
-              </v:line>
-            </w:pict>
-          </mc:Fallback>
-        </mc:AlternateContent>
-      </w:r>
-    </w:p>
-    <w:p>
-      <w:pPr>
-        <w:pStyle w:val="ae"/>
-        <w:rPr>
-          <w:rFonts w:asciiTheme="minorEastAsia" w:hAnsiTheme="minorEastAsia" w:hint="eastAsia"/>
-        </w:rPr>
-      </w:pPr>
-    </w:p>
-    <w:p>
-      <w:pPr>
-        <w:pStyle w:val="ae"/>
         <w:spacing w:line="360" w:lineRule="auto"/>
         <w:jc w:val="center"/>
         <w:rPr>
@@ -5177,6 +4907,65 @@
         <w:rPr>
           <w:rFonts w:asciiTheme="minorEastAsia" w:hAnsiTheme="minorEastAsia" w:hint="eastAsia"/>
         </w:rPr>
+      </w:pPr>
+    </w:p>
+    <w:p>
+      <w:pPr>
+        <w:pStyle w:val="ae"/>
+        <w:spacing w:line="360" w:lineRule="auto"/>
+        <w:rPr>
+          <w:rFonts w:asciiTheme="minorEastAsia" w:hAnsiTheme="minorEastAsia" w:hint="eastAsia"/>
+          <w:b/>
+          <w:bCs/>
+        </w:rPr>
+      </w:pPr>
+    </w:p>
+    <w:p>
+      <w:pPr>
+        <w:pStyle w:val="ae"/>
+        <w:spacing w:line="360" w:lineRule="auto"/>
+        <w:rPr>
+          <w:rFonts w:asciiTheme="minorEastAsia" w:hAnsiTheme="minorEastAsia" w:hint="eastAsia"/>
+          <w:b/>
+          <w:bCs/>
+        </w:rPr>
+      </w:pPr>
+    </w:p>
+    <w:p>
+      <w:pPr>
+        <w:pStyle w:val="ae"/>
+        <w:spacing w:line="360" w:lineRule="auto"/>
+        <w:rPr>
+          <w:rFonts w:asciiTheme="minorEastAsia" w:hAnsiTheme="minorEastAsia" w:hint="eastAsia"/>
+          <w:b/>
+          <w:bCs/>
+        </w:rPr>
+      </w:pPr>
+    </w:p>
+    <w:p>
+      <w:pPr>
+        <w:pStyle w:val="ae"/>
+        <w:spacing w:line="360" w:lineRule="auto"/>
+        <w:rPr>
+          <w:rFonts w:asciiTheme="minorEastAsia" w:hAnsiTheme="minorEastAsia" w:hint="eastAsia"/>
+          <w:b/>
+          <w:bCs/>
+        </w:rPr>
+      </w:pPr>
+    </w:p>
+    <w:p>
+      <w:pPr>
+        <w:pStyle w:val="ae"/>
+      </w:pPr>
+    </w:p>
+    <w:p>
+      <w:pPr>
+        <w:pStyle w:val="ae"/>
+      </w:pPr>
+    </w:p>
+    <w:p>
+      <w:pPr>
+        <w:pStyle w:val="ae"/>
       </w:pPr>
     </w:p>
     <w:p>
@@ -7319,96 +7108,6 @@
     <w:p>
       <w:pPr>
         <w:pStyle w:val="ae"/>
-        <w:rPr>
-          <w:rFonts w:asciiTheme="minorEastAsia" w:hAnsiTheme="minorEastAsia" w:hint="eastAsia"/>
-        </w:rPr>
-      </w:pPr>
-      <w:r>
-        <w:rPr>
-          <w:rFonts w:asciiTheme="minorEastAsia" w:hAnsiTheme="minorEastAsia" w:hint="eastAsia"/>
-          <w:b/>
-          <w:bCs/>
-          <w:noProof/>
-          <w:sz w:val="24"/>
-        </w:rPr>
-        <w:lastRenderedPageBreak/>
-        <mc:AlternateContent>
-          <mc:Choice Requires="wps">
-            <w:drawing>
-              <wp:anchor distT="0" distB="0" distL="114300" distR="114300" simplePos="0" relativeHeight="251666432" behindDoc="0" locked="0" layoutInCell="1" allowOverlap="1" wp14:anchorId="202F072E" wp14:editId="385887EC">
-                <wp:simplePos x="0" y="0"/>
-                <wp:positionH relativeFrom="column">
-                  <wp:posOffset>4732020</wp:posOffset>
-                </wp:positionH>
-                <wp:positionV relativeFrom="paragraph">
-                  <wp:posOffset>-416560</wp:posOffset>
-                </wp:positionV>
-                <wp:extent cx="0" cy="9980295"/>
-                <wp:effectExtent l="0" t="0" r="38100" b="20955"/>
-                <wp:wrapNone/>
-                <wp:docPr id="693520664" name="Straight Connector 1"/>
-                <wp:cNvGraphicFramePr/>
-                <a:graphic xmlns:a="http://schemas.openxmlformats.org/drawingml/2006/main">
-                  <a:graphicData uri="http://schemas.microsoft.com/office/word/2010/wordprocessingShape">
-                    <wps:wsp>
-                      <wps:cNvCnPr/>
-                      <wps:spPr>
-                        <a:xfrm>
-                          <a:off x="0" y="0"/>
-                          <a:ext cx="0" cy="9980295"/>
-                        </a:xfrm>
-                        <a:prstGeom prst="line">
-                          <a:avLst/>
-                        </a:prstGeom>
-                      </wps:spPr>
-                      <wps:style>
-                        <a:lnRef idx="1">
-                          <a:schemeClr val="accent1"/>
-                        </a:lnRef>
-                        <a:fillRef idx="0">
-                          <a:schemeClr val="accent1"/>
-                        </a:fillRef>
-                        <a:effectRef idx="0">
-                          <a:schemeClr val="accent1"/>
-                        </a:effectRef>
-                        <a:fontRef idx="minor">
-                          <a:schemeClr val="tx1"/>
-                        </a:fontRef>
-                      </wps:style>
-                      <wps:bodyPr/>
-                    </wps:wsp>
-                  </a:graphicData>
-                </a:graphic>
-                <wp14:sizeRelH relativeFrom="margin">
-                  <wp14:pctWidth>0</wp14:pctWidth>
-                </wp14:sizeRelH>
-                <wp14:sizeRelV relativeFrom="margin">
-                  <wp14:pctHeight>0</wp14:pctHeight>
-                </wp14:sizeRelV>
-              </wp:anchor>
-            </w:drawing>
-          </mc:Choice>
-          <mc:Fallback>
-            <w:pict>
-              <v:line w14:anchorId="55137925" id="Straight Connector 1" o:spid="_x0000_s1026" style="position:absolute;z-index:251666432;visibility:visible;mso-wrap-style:square;mso-width-percent:0;mso-height-percent:0;mso-wrap-distance-left:9pt;mso-wrap-distance-top:0;mso-wrap-distance-right:9pt;mso-wrap-distance-bottom:0;mso-position-horizontal:absolute;mso-position-horizontal-relative:text;mso-position-vertical:absolute;mso-position-vertical-relative:text;mso-width-percent:0;mso-height-percent:0;mso-width-relative:margin;mso-height-relative:margin" from="372.6pt,-32.8pt" to="372.6pt,753.05pt" o:gfxdata="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" strokecolor="#4472c4 [3204]" strokeweight=".5pt">
-                <v:stroke joinstyle="miter"/>
-              </v:line>
-            </w:pict>
-          </mc:Fallback>
-        </mc:AlternateContent>
-      </w:r>
-    </w:p>
-    <w:p>
-      <w:pPr>
-        <w:pStyle w:val="ae"/>
-        <w:rPr>
-          <w:rFonts w:asciiTheme="minorEastAsia" w:hAnsiTheme="minorEastAsia" w:hint="eastAsia"/>
-        </w:rPr>
-      </w:pPr>
-    </w:p>
-    <w:p>
-      <w:pPr>
-        <w:pStyle w:val="ae"/>
         <w:spacing w:line="360" w:lineRule="auto"/>
         <w:rPr>
           <w:rFonts w:asciiTheme="minorEastAsia" w:hAnsiTheme="minorEastAsia" w:hint="eastAsia"/>
@@ -7768,14 +7467,6 @@
     <w:p>
       <w:pPr>
         <w:pStyle w:val="ae"/>
-        <w:rPr>
-          <w:rFonts w:asciiTheme="minorEastAsia" w:hAnsiTheme="minorEastAsia" w:hint="eastAsia"/>
-        </w:rPr>
-      </w:pPr>
-    </w:p>
-    <w:p>
-      <w:pPr>
-        <w:pStyle w:val="ae"/>
         <w:spacing w:line="360" w:lineRule="auto"/>
         <w:jc w:val="center"/>
         <w:rPr>
@@ -7792,6 +7483,7 @@
           <w:bCs/>
           <w:sz w:val="24"/>
         </w:rPr>
+        <w:lastRenderedPageBreak/>
         <w:t>4《</w:t>
       </w:r>
       <w:r>
@@ -10046,22 +9738,6 @@
     <w:p>
       <w:pPr>
         <w:pStyle w:val="ae"/>
-        <w:rPr>
-          <w:rFonts w:asciiTheme="minorEastAsia" w:hAnsiTheme="minorEastAsia" w:hint="eastAsia"/>
-        </w:rPr>
-      </w:pPr>
-    </w:p>
-    <w:p>
-      <w:pPr>
-        <w:pStyle w:val="ae"/>
-        <w:rPr>
-          <w:rFonts w:asciiTheme="minorEastAsia" w:hAnsiTheme="minorEastAsia" w:hint="eastAsia"/>
-        </w:rPr>
-      </w:pPr>
-    </w:p>
-    <w:p>
-      <w:pPr>
-        <w:pStyle w:val="ae"/>
         <w:spacing w:line="360" w:lineRule="auto"/>
         <w:rPr>
           <w:rFonts w:asciiTheme="minorEastAsia" w:hAnsiTheme="minorEastAsia" w:hint="eastAsia"/>
@@ -10588,6 +10264,46 @@
     <w:p>
       <w:pPr>
         <w:pStyle w:val="ae"/>
+        <w:rPr>
+          <w:rFonts w:asciiTheme="minorEastAsia" w:hAnsiTheme="minorEastAsia" w:hint="eastAsia"/>
+        </w:rPr>
+      </w:pPr>
+    </w:p>
+    <w:p>
+      <w:pPr>
+        <w:pStyle w:val="ae"/>
+        <w:rPr>
+          <w:rFonts w:asciiTheme="minorEastAsia" w:hAnsiTheme="minorEastAsia" w:hint="eastAsia"/>
+        </w:rPr>
+      </w:pPr>
+    </w:p>
+    <w:p>
+      <w:pPr>
+        <w:pStyle w:val="ae"/>
+        <w:rPr>
+          <w:rFonts w:asciiTheme="minorEastAsia" w:hAnsiTheme="minorEastAsia" w:hint="eastAsia"/>
+        </w:rPr>
+      </w:pPr>
+    </w:p>
+    <w:p>
+      <w:pPr>
+        <w:pStyle w:val="ae"/>
+        <w:rPr>
+          <w:rFonts w:asciiTheme="minorEastAsia" w:hAnsiTheme="minorEastAsia" w:hint="eastAsia"/>
+        </w:rPr>
+      </w:pPr>
+    </w:p>
+    <w:p>
+      <w:pPr>
+        <w:pStyle w:val="ae"/>
+        <w:rPr>
+          <w:rFonts w:asciiTheme="minorEastAsia" w:hAnsiTheme="minorEastAsia" w:hint="eastAsia"/>
+        </w:rPr>
+      </w:pPr>
+    </w:p>
+    <w:p>
+      <w:pPr>
+        <w:pStyle w:val="ae"/>
         <w:spacing w:line="360" w:lineRule="auto"/>
         <w:rPr>
           <w:rFonts w:asciiTheme="minorEastAsia" w:hAnsiTheme="minorEastAsia" w:hint="eastAsia"/>
@@ -12085,6 +11801,110 @@
     <w:p>
       <w:pPr>
         <w:pStyle w:val="ae"/>
+        <w:rPr>
+          <w:rFonts w:asciiTheme="minorEastAsia" w:hAnsiTheme="minorEastAsia" w:hint="eastAsia"/>
+        </w:rPr>
+      </w:pPr>
+    </w:p>
+    <w:p>
+      <w:pPr>
+        <w:pStyle w:val="ae"/>
+        <w:rPr>
+          <w:rFonts w:asciiTheme="minorEastAsia" w:hAnsiTheme="minorEastAsia" w:hint="eastAsia"/>
+        </w:rPr>
+      </w:pPr>
+    </w:p>
+    <w:p>
+      <w:pPr>
+        <w:pStyle w:val="ae"/>
+        <w:rPr>
+          <w:rFonts w:asciiTheme="minorEastAsia" w:hAnsiTheme="minorEastAsia" w:hint="eastAsia"/>
+        </w:rPr>
+      </w:pPr>
+    </w:p>
+    <w:p>
+      <w:pPr>
+        <w:pStyle w:val="ae"/>
+        <w:rPr>
+          <w:rFonts w:asciiTheme="minorEastAsia" w:hAnsiTheme="minorEastAsia" w:hint="eastAsia"/>
+        </w:rPr>
+      </w:pPr>
+    </w:p>
+    <w:p>
+      <w:pPr>
+        <w:pStyle w:val="ae"/>
+        <w:rPr>
+          <w:rFonts w:asciiTheme="minorEastAsia" w:hAnsiTheme="minorEastAsia" w:hint="eastAsia"/>
+        </w:rPr>
+      </w:pPr>
+    </w:p>
+    <w:p>
+      <w:pPr>
+        <w:pStyle w:val="ae"/>
+        <w:rPr>
+          <w:rFonts w:asciiTheme="minorEastAsia" w:hAnsiTheme="minorEastAsia" w:hint="eastAsia"/>
+        </w:rPr>
+      </w:pPr>
+    </w:p>
+    <w:p>
+      <w:pPr>
+        <w:pStyle w:val="ae"/>
+        <w:rPr>
+          <w:rFonts w:asciiTheme="minorEastAsia" w:hAnsiTheme="minorEastAsia" w:hint="eastAsia"/>
+        </w:rPr>
+      </w:pPr>
+    </w:p>
+    <w:p>
+      <w:pPr>
+        <w:pStyle w:val="ae"/>
+        <w:rPr>
+          <w:rFonts w:asciiTheme="minorEastAsia" w:hAnsiTheme="minorEastAsia" w:hint="eastAsia"/>
+        </w:rPr>
+      </w:pPr>
+    </w:p>
+    <w:p>
+      <w:pPr>
+        <w:pStyle w:val="ae"/>
+        <w:rPr>
+          <w:rFonts w:asciiTheme="minorEastAsia" w:hAnsiTheme="minorEastAsia" w:hint="eastAsia"/>
+        </w:rPr>
+      </w:pPr>
+    </w:p>
+    <w:p>
+      <w:pPr>
+        <w:pStyle w:val="ae"/>
+        <w:rPr>
+          <w:rFonts w:asciiTheme="minorEastAsia" w:hAnsiTheme="minorEastAsia" w:hint="eastAsia"/>
+        </w:rPr>
+      </w:pPr>
+    </w:p>
+    <w:p>
+      <w:pPr>
+        <w:pStyle w:val="ae"/>
+        <w:rPr>
+          <w:rFonts w:asciiTheme="minorEastAsia" w:hAnsiTheme="minorEastAsia" w:hint="eastAsia"/>
+        </w:rPr>
+      </w:pPr>
+    </w:p>
+    <w:p>
+      <w:pPr>
+        <w:pStyle w:val="ae"/>
+        <w:rPr>
+          <w:rFonts w:asciiTheme="minorEastAsia" w:hAnsiTheme="minorEastAsia" w:hint="eastAsia"/>
+        </w:rPr>
+      </w:pPr>
+    </w:p>
+    <w:p>
+      <w:pPr>
+        <w:pStyle w:val="ae"/>
+        <w:rPr>
+          <w:rFonts w:asciiTheme="minorEastAsia" w:hAnsiTheme="minorEastAsia" w:hint="eastAsia"/>
+        </w:rPr>
+      </w:pPr>
+    </w:p>
+    <w:p>
+      <w:pPr>
+        <w:pStyle w:val="ae"/>
         <w:spacing w:line="360" w:lineRule="auto"/>
         <w:jc w:val="center"/>
         <w:rPr>
@@ -12094,79 +11914,6 @@
           <w:sz w:val="24"/>
         </w:rPr>
       </w:pPr>
-      <w:r>
-        <w:rPr>
-          <w:rFonts w:asciiTheme="minorEastAsia" w:hAnsiTheme="minorEastAsia" w:hint="eastAsia"/>
-          <w:b/>
-          <w:bCs/>
-          <w:noProof/>
-          <w:sz w:val="24"/>
-        </w:rPr>
-        <mc:AlternateContent>
-          <mc:Choice Requires="wps">
-            <w:drawing>
-              <wp:anchor distT="0" distB="0" distL="114300" distR="114300" simplePos="0" relativeHeight="251668480" behindDoc="0" locked="0" layoutInCell="1" allowOverlap="1" wp14:anchorId="79782B7A" wp14:editId="737565F2">
-                <wp:simplePos x="0" y="0"/>
-                <wp:positionH relativeFrom="column">
-                  <wp:posOffset>-106680</wp:posOffset>
-                </wp:positionH>
-                <wp:positionV relativeFrom="paragraph">
-                  <wp:posOffset>-438150</wp:posOffset>
-                </wp:positionV>
-                <wp:extent cx="0" cy="9980295"/>
-                <wp:effectExtent l="0" t="0" r="38100" b="20955"/>
-                <wp:wrapNone/>
-                <wp:docPr id="1441214621" name="Straight Connector 1"/>
-                <wp:cNvGraphicFramePr/>
-                <a:graphic xmlns:a="http://schemas.openxmlformats.org/drawingml/2006/main">
-                  <a:graphicData uri="http://schemas.microsoft.com/office/word/2010/wordprocessingShape">
-                    <wps:wsp>
-                      <wps:cNvCnPr/>
-                      <wps:spPr>
-                        <a:xfrm>
-                          <a:off x="0" y="0"/>
-                          <a:ext cx="0" cy="9980295"/>
-                        </a:xfrm>
-                        <a:prstGeom prst="line">
-                          <a:avLst/>
-                        </a:prstGeom>
-                      </wps:spPr>
-                      <wps:style>
-                        <a:lnRef idx="1">
-                          <a:schemeClr val="accent1"/>
-                        </a:lnRef>
-                        <a:fillRef idx="0">
-                          <a:schemeClr val="accent1"/>
-                        </a:fillRef>
-                        <a:effectRef idx="0">
-                          <a:schemeClr val="accent1"/>
-                        </a:effectRef>
-                        <a:fontRef idx="minor">
-                          <a:schemeClr val="tx1"/>
-                        </a:fontRef>
-                      </wps:style>
-                      <wps:bodyPr/>
-                    </wps:wsp>
-                  </a:graphicData>
-                </a:graphic>
-                <wp14:sizeRelH relativeFrom="margin">
-                  <wp14:pctWidth>0</wp14:pctWidth>
-                </wp14:sizeRelH>
-                <wp14:sizeRelV relativeFrom="margin">
-                  <wp14:pctHeight>0</wp14:pctHeight>
-                </wp14:sizeRelV>
-              </wp:anchor>
-            </w:drawing>
-          </mc:Choice>
-          <mc:Fallback>
-            <w:pict>
-              <v:line w14:anchorId="159A18FC" id="Straight Connector 1" o:spid="_x0000_s1026" style="position:absolute;z-index:251668480;visibility:visible;mso-wrap-style:square;mso-width-percent:0;mso-height-percent:0;mso-wrap-distance-left:9pt;mso-wrap-distance-top:0;mso-wrap-distance-right:9pt;mso-wrap-distance-bottom:0;mso-position-horizontal:absolute;mso-position-horizontal-relative:text;mso-position-vertical:absolute;mso-position-vertical-relative:text;mso-width-percent:0;mso-height-percent:0;mso-width-relative:margin;mso-height-relative:margin" from="-8.4pt,-34.5pt" to="-8.4pt,751.35pt" o:gfxdata="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" strokecolor="#4472c4 [3204]" strokeweight=".5pt">
-                <v:stroke joinstyle="miter"/>
-              </v:line>
-            </w:pict>
-          </mc:Fallback>
-        </mc:AlternateContent>
-      </w:r>
       <w:r>
         <w:rPr>
           <w:rFonts w:asciiTheme="minorEastAsia" w:hAnsiTheme="minorEastAsia" w:hint="eastAsia"/>
@@ -13296,21 +13043,38 @@
       </w:pPr>
       <w:r>
         <w:rPr>
+          <w:rFonts w:asciiTheme="minorEastAsia" w:hAnsiTheme="minorEastAsia"/>
+          <w:b/>
+          <w:bCs/>
+        </w:rPr>
+        <w:t>误差控制的方法与措施</w:t>
+      </w:r>
+    </w:p>
+    <w:p>
+      <w:pPr>
+        <w:pStyle w:val="ae"/>
+        <w:ind w:firstLine="851"/>
+        <w:rPr>
+          <w:rFonts w:cs="Times New Roman"/>
+        </w:rPr>
+      </w:pPr>
+      <w:r>
+        <w:rPr>
           <w:rFonts w:cs="Times New Roman"/>
           <w:noProof/>
         </w:rPr>
         <mc:AlternateContent>
           <mc:Choice Requires="wps">
             <w:drawing>
-              <wp:anchor distT="0" distB="0" distL="114300" distR="114300" simplePos="0" relativeHeight="251669504" behindDoc="0" locked="0" layoutInCell="1" allowOverlap="1" wp14:anchorId="61E76B06" wp14:editId="2CF01C6C">
+              <wp:anchor distT="0" distB="0" distL="114300" distR="114300" simplePos="0" relativeHeight="251669504" behindDoc="0" locked="0" layoutInCell="1" allowOverlap="1" wp14:anchorId="61E76B06" wp14:editId="49511005">
                 <wp:simplePos x="0" y="0"/>
                 <wp:positionH relativeFrom="column">
-                  <wp:posOffset>-7725</wp:posOffset>
+                  <wp:posOffset>361950</wp:posOffset>
                 </wp:positionH>
                 <wp:positionV relativeFrom="paragraph">
-                  <wp:posOffset>191135</wp:posOffset>
+                  <wp:posOffset>11430</wp:posOffset>
                 </wp:positionV>
-                <wp:extent cx="95574" cy="3670935"/>
+                <wp:extent cx="152400" cy="3670935"/>
                 <wp:effectExtent l="0" t="0" r="19050" b="24765"/>
                 <wp:wrapNone/>
                 <wp:docPr id="1076513043" name="Left Brace 4"/>
@@ -13322,14 +13086,14 @@
                       <wps:spPr>
                         <a:xfrm>
                           <a:off x="0" y="0"/>
-                          <a:ext cx="95574" cy="3670935"/>
+                          <a:ext cx="152400" cy="3670935"/>
                         </a:xfrm>
                         <a:prstGeom prst="leftBrace">
                           <a:avLst/>
                         </a:prstGeom>
                         <a:ln w="19050">
                           <a:solidFill>
-                            <a:srgbClr val="0070C0"/>
+                            <a:srgbClr val="00B050"/>
                           </a:solidFill>
                         </a:ln>
                       </wps:spPr>
@@ -13352,6 +13116,9 @@
                           <w:p>
                             <w:pPr>
                               <w:jc w:val="center"/>
+                              <w:rPr>
+                                <w:color w:val="00B050"/>
+                              </w:rPr>
                             </w:pPr>
                           </w:p>
                         </w:txbxContent>
@@ -13394,13 +13161,16 @@
                   <v:h position="topLeft,#1" yrange="@9,@10"/>
                 </v:handles>
               </v:shapetype>
-              <v:shape id="Left Brace 4" o:spid="_x0000_s1028" type="#_x0000_t87" style="position:absolute;margin-left:-.6pt;margin-top:15.05pt;width:7.55pt;height:289.05pt;z-index:251669504;visibility:visible;mso-wrap-style:square;mso-width-percent:0;mso-wrap-distance-left:9pt;mso-wrap-distance-top:0;mso-wrap-distance-right:9pt;mso-wrap-distance-bottom:0;mso-position-horizontal:absolute;mso-position-horizontal-relative:text;mso-position-vertical:absolute;mso-position-vertical-relative:text;mso-width-percent:0;mso-width-relative:margin;v-text-anchor:middle" o:gfxdata="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" adj="47" strokecolor="#0070c0" strokeweight="1.5pt">
+              <v:shape id="Left Brace 4" o:spid="_x0000_s1028" type="#_x0000_t87" style="position:absolute;left:0;text-align:left;margin-left:28.5pt;margin-top:.9pt;width:12pt;height:289.05pt;z-index:251669504;visibility:visible;mso-wrap-style:square;mso-width-percent:0;mso-wrap-distance-left:9pt;mso-wrap-distance-top:0;mso-wrap-distance-right:9pt;mso-wrap-distance-bottom:0;mso-position-horizontal:absolute;mso-position-horizontal-relative:text;mso-position-vertical:absolute;mso-position-vertical-relative:text;mso-width-percent:0;mso-width-relative:margin;v-text-anchor:middle" o:gfxdata="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" adj="75" strokecolor="#00b050" strokeweight="1.5pt">
                 <v:stroke joinstyle="miter"/>
                 <v:textbox>
                   <w:txbxContent>
                     <w:p>
                       <w:pPr>
                         <w:jc w:val="center"/>
+                        <w:rPr>
+                          <w:color w:val="00B050"/>
+                        </w:rPr>
                       </w:pPr>
                     </w:p>
                   </w:txbxContent>
@@ -13412,23 +13182,6 @@
       </w:r>
       <w:r>
         <w:rPr>
-          <w:rFonts w:asciiTheme="minorEastAsia" w:hAnsiTheme="minorEastAsia"/>
-          <w:b/>
-          <w:bCs/>
-        </w:rPr>
-        <w:t>误差控制的方法与措施</w:t>
-      </w:r>
-    </w:p>
-    <w:p>
-      <w:pPr>
-        <w:pStyle w:val="ae"/>
-        <w:ind w:firstLine="142"/>
-        <w:rPr>
-          <w:rFonts w:cs="Times New Roman"/>
-        </w:rPr>
-      </w:pPr>
-      <w:r>
-        <w:rPr>
           <w:rFonts w:cs="Times New Roman" w:hint="eastAsia"/>
         </w:rPr>
         <w:t xml:space="preserve"> </w:t>
@@ -13453,7 +13206,7 @@
           <w:ilvl w:val="0"/>
           <w:numId w:val="3"/>
         </w:numPr>
-        <w:ind w:left="426" w:hanging="142"/>
+        <w:ind w:left="426" w:firstLine="851"/>
         <w:rPr>
           <w:rFonts w:cs="Times New Roman"/>
         </w:rPr>
@@ -13484,7 +13237,7 @@
           <w:ilvl w:val="0"/>
           <w:numId w:val="3"/>
         </w:numPr>
-        <w:ind w:left="426" w:hanging="142"/>
+        <w:ind w:left="426" w:firstLine="851"/>
         <w:rPr>
           <w:rFonts w:cs="Times New Roman"/>
         </w:rPr>
@@ -13503,7 +13256,7 @@
           <w:ilvl w:val="0"/>
           <w:numId w:val="3"/>
         </w:numPr>
-        <w:ind w:left="426" w:hanging="142"/>
+        <w:ind w:left="426" w:firstLine="851"/>
         <w:rPr>
           <w:rFonts w:cs="Times New Roman"/>
         </w:rPr>
@@ -13518,6 +13271,7 @@
     <w:p>
       <w:pPr>
         <w:pStyle w:val="ae"/>
+        <w:ind w:firstLine="851"/>
         <w:rPr>
           <w:rFonts w:cs="Times New Roman"/>
         </w:rPr>
@@ -13526,7 +13280,7 @@
     <w:p>
       <w:pPr>
         <w:pStyle w:val="ae"/>
-        <w:ind w:firstLine="142"/>
+        <w:ind w:firstLine="851"/>
         <w:rPr>
           <w:rFonts w:cs="Times New Roman"/>
         </w:rPr>
@@ -13557,7 +13311,7 @@
           <w:ilvl w:val="0"/>
           <w:numId w:val="3"/>
         </w:numPr>
-        <w:ind w:left="426" w:hanging="142"/>
+        <w:ind w:left="426" w:firstLine="851"/>
         <w:rPr>
           <w:rFonts w:cs="Times New Roman"/>
         </w:rPr>
@@ -13576,7 +13330,7 @@
           <w:ilvl w:val="0"/>
           <w:numId w:val="3"/>
         </w:numPr>
-        <w:ind w:left="426" w:hanging="142"/>
+        <w:ind w:left="426" w:firstLine="851"/>
         <w:rPr>
           <w:rFonts w:cs="Times New Roman"/>
         </w:rPr>
@@ -13595,7 +13349,7 @@
           <w:ilvl w:val="0"/>
           <w:numId w:val="3"/>
         </w:numPr>
-        <w:ind w:left="426" w:hanging="142"/>
+        <w:ind w:left="426" w:firstLine="851"/>
         <w:rPr>
           <w:rFonts w:cs="Times New Roman"/>
         </w:rPr>
@@ -13610,6 +13364,7 @@
     <w:p>
       <w:pPr>
         <w:pStyle w:val="ae"/>
+        <w:ind w:firstLine="851"/>
         <w:rPr>
           <w:rFonts w:cs="Times New Roman"/>
         </w:rPr>
@@ -13618,7 +13373,7 @@
     <w:p>
       <w:pPr>
         <w:pStyle w:val="ae"/>
-        <w:ind w:firstLine="142"/>
+        <w:ind w:firstLine="851"/>
         <w:rPr>
           <w:rFonts w:cs="Times New Roman"/>
         </w:rPr>
@@ -13649,7 +13404,7 @@
           <w:ilvl w:val="0"/>
           <w:numId w:val="3"/>
         </w:numPr>
-        <w:ind w:left="426" w:hanging="142"/>
+        <w:ind w:left="426" w:firstLine="851"/>
         <w:rPr>
           <w:rFonts w:cs="Times New Roman"/>
         </w:rPr>
@@ -13668,7 +13423,7 @@
           <w:ilvl w:val="0"/>
           <w:numId w:val="3"/>
         </w:numPr>
-        <w:ind w:left="426" w:hanging="142"/>
+        <w:ind w:left="426" w:firstLine="851"/>
         <w:rPr>
           <w:rFonts w:cs="Times New Roman"/>
         </w:rPr>
@@ -13711,7 +13466,7 @@
           <w:ilvl w:val="0"/>
           <w:numId w:val="3"/>
         </w:numPr>
-        <w:ind w:left="426" w:hanging="142"/>
+        <w:ind w:left="426" w:firstLine="851"/>
         <w:rPr>
           <w:rFonts w:cs="Times New Roman"/>
         </w:rPr>
@@ -13750,6 +13505,7 @@
     <w:p>
       <w:pPr>
         <w:pStyle w:val="ae"/>
+        <w:ind w:firstLine="851"/>
         <w:rPr>
           <w:rFonts w:cs="Times New Roman"/>
         </w:rPr>
@@ -13758,7 +13514,7 @@
     <w:p>
       <w:pPr>
         <w:pStyle w:val="ae"/>
-        <w:ind w:firstLine="142"/>
+        <w:ind w:firstLine="851"/>
         <w:rPr>
           <w:rFonts w:cs="Times New Roman"/>
         </w:rPr>
@@ -13789,7 +13545,7 @@
           <w:ilvl w:val="0"/>
           <w:numId w:val="3"/>
         </w:numPr>
-        <w:ind w:left="426" w:hanging="142"/>
+        <w:ind w:left="426" w:firstLine="851"/>
         <w:rPr>
           <w:rFonts w:cs="Times New Roman"/>
         </w:rPr>
@@ -13808,7 +13564,7 @@
           <w:ilvl w:val="0"/>
           <w:numId w:val="3"/>
         </w:numPr>
-        <w:ind w:left="426" w:hanging="142"/>
+        <w:ind w:left="426" w:firstLine="851"/>
         <w:rPr>
           <w:rFonts w:cs="Times New Roman"/>
         </w:rPr>
@@ -13851,7 +13607,7 @@
           <w:ilvl w:val="0"/>
           <w:numId w:val="3"/>
         </w:numPr>
-        <w:ind w:left="426" w:hanging="142"/>
+        <w:ind w:left="426" w:firstLine="851"/>
         <w:rPr>
           <w:rFonts w:cs="Times New Roman"/>
         </w:rPr>
@@ -13866,6 +13622,7 @@
     <w:p>
       <w:pPr>
         <w:pStyle w:val="ae"/>
+        <w:ind w:firstLine="851"/>
         <w:rPr>
           <w:rFonts w:cs="Times New Roman"/>
         </w:rPr>
@@ -13874,7 +13631,7 @@
     <w:p>
       <w:pPr>
         <w:pStyle w:val="ae"/>
-        <w:ind w:firstLine="142"/>
+        <w:ind w:firstLine="851"/>
         <w:rPr>
           <w:rFonts w:cs="Times New Roman"/>
         </w:rPr>
@@ -13905,7 +13662,7 @@
           <w:ilvl w:val="0"/>
           <w:numId w:val="3"/>
         </w:numPr>
-        <w:ind w:left="426" w:hanging="142"/>
+        <w:ind w:left="426" w:firstLine="851"/>
         <w:rPr>
           <w:rFonts w:cs="Times New Roman"/>
         </w:rPr>
@@ -13924,7 +13681,7 @@
           <w:ilvl w:val="0"/>
           <w:numId w:val="3"/>
         </w:numPr>
-        <w:ind w:left="426" w:hanging="142"/>
+        <w:ind w:left="426" w:firstLine="851"/>
         <w:rPr>
           <w:rFonts w:cs="Times New Roman"/>
         </w:rPr>
@@ -13943,7 +13700,7 @@
           <w:ilvl w:val="0"/>
           <w:numId w:val="3"/>
         </w:numPr>
-        <w:ind w:left="426" w:hanging="142"/>
+        <w:ind w:left="426" w:firstLine="851"/>
         <w:rPr>
           <w:rFonts w:cs="Times New Roman"/>
         </w:rPr>
@@ -14002,80 +13759,14 @@
           <w:rFonts w:asciiTheme="minorEastAsia" w:hAnsiTheme="minorEastAsia" w:hint="eastAsia"/>
         </w:rPr>
       </w:pPr>
-      <w:r>
-        <w:rPr>
-          <w:rFonts w:asciiTheme="minorEastAsia" w:hAnsiTheme="minorEastAsia" w:hint="eastAsia"/>
-          <w:b/>
-          <w:bCs/>
-          <w:noProof/>
-          <w:sz w:val="24"/>
-        </w:rPr>
-        <w:lastRenderedPageBreak/>
-        <mc:AlternateContent>
-          <mc:Choice Requires="wps">
-            <w:drawing>
-              <wp:anchor distT="0" distB="0" distL="114300" distR="114300" simplePos="0" relativeHeight="251671552" behindDoc="0" locked="0" layoutInCell="1" allowOverlap="1" wp14:anchorId="68E00C55" wp14:editId="66F0C1CD">
-                <wp:simplePos x="0" y="0"/>
-                <wp:positionH relativeFrom="column">
-                  <wp:posOffset>4732020</wp:posOffset>
-                </wp:positionH>
-                <wp:positionV relativeFrom="paragraph">
-                  <wp:posOffset>-429260</wp:posOffset>
-                </wp:positionV>
-                <wp:extent cx="0" cy="9980295"/>
-                <wp:effectExtent l="0" t="0" r="38100" b="20955"/>
-                <wp:wrapNone/>
-                <wp:docPr id="1632477296" name="Straight Connector 1"/>
-                <wp:cNvGraphicFramePr/>
-                <a:graphic xmlns:a="http://schemas.openxmlformats.org/drawingml/2006/main">
-                  <a:graphicData uri="http://schemas.microsoft.com/office/word/2010/wordprocessingShape">
-                    <wps:wsp>
-                      <wps:cNvCnPr/>
-                      <wps:spPr>
-                        <a:xfrm>
-                          <a:off x="0" y="0"/>
-                          <a:ext cx="0" cy="9980295"/>
-                        </a:xfrm>
-                        <a:prstGeom prst="line">
-                          <a:avLst/>
-                        </a:prstGeom>
-                      </wps:spPr>
-                      <wps:style>
-                        <a:lnRef idx="1">
-                          <a:schemeClr val="accent1"/>
-                        </a:lnRef>
-                        <a:fillRef idx="0">
-                          <a:schemeClr val="accent1"/>
-                        </a:fillRef>
-                        <a:effectRef idx="0">
-                          <a:schemeClr val="accent1"/>
-                        </a:effectRef>
-                        <a:fontRef idx="minor">
-                          <a:schemeClr val="tx1"/>
-                        </a:fontRef>
-                      </wps:style>
-                      <wps:bodyPr/>
-                    </wps:wsp>
-                  </a:graphicData>
-                </a:graphic>
-                <wp14:sizeRelH relativeFrom="margin">
-                  <wp14:pctWidth>0</wp14:pctWidth>
-                </wp14:sizeRelH>
-                <wp14:sizeRelV relativeFrom="margin">
-                  <wp14:pctHeight>0</wp14:pctHeight>
-                </wp14:sizeRelV>
-              </wp:anchor>
-            </w:drawing>
-          </mc:Choice>
-          <mc:Fallback>
-            <w:pict>
-              <v:line w14:anchorId="0AB69E0D" id="Straight Connector 1" o:spid="_x0000_s1026" style="position:absolute;z-index:251671552;visibility:visible;mso-wrap-style:square;mso-width-percent:0;mso-height-percent:0;mso-wrap-distance-left:9pt;mso-wrap-distance-top:0;mso-wrap-distance-right:9pt;mso-wrap-distance-bottom:0;mso-position-horizontal:absolute;mso-position-horizontal-relative:text;mso-position-vertical:absolute;mso-position-vertical-relative:text;mso-width-percent:0;mso-height-percent:0;mso-width-relative:margin;mso-height-relative:margin" from="372.6pt,-33.8pt" to="372.6pt,752.05pt" o:gfxdata="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" strokecolor="#4472c4 [3204]" strokeweight=".5pt">
-                <v:stroke joinstyle="miter"/>
-              </v:line>
-            </w:pict>
-          </mc:Fallback>
-        </mc:AlternateContent>
-      </w:r>
+    </w:p>
+    <w:p>
+      <w:pPr>
+        <w:pStyle w:val="ae"/>
+        <w:rPr>
+          <w:rFonts w:asciiTheme="minorEastAsia" w:hAnsiTheme="minorEastAsia" w:hint="eastAsia"/>
+        </w:rPr>
+      </w:pPr>
     </w:p>
     <w:p>
       <w:pPr>
@@ -16260,6 +15951,14 @@
     <w:p>
       <w:pPr>
         <w:pStyle w:val="ae"/>
+        <w:rPr>
+          <w:rFonts w:asciiTheme="minorEastAsia" w:hAnsiTheme="minorEastAsia" w:hint="eastAsia"/>
+        </w:rPr>
+      </w:pPr>
+    </w:p>
+    <w:p>
+      <w:pPr>
+        <w:pStyle w:val="ae"/>
         <w:spacing w:line="360" w:lineRule="auto"/>
         <w:jc w:val="center"/>
         <w:rPr>
@@ -16300,18 +15999,6 @@
     <w:p>
       <w:pPr>
         <w:pStyle w:val="ae"/>
-        <w:rPr>
-          <w:rFonts w:asciiTheme="minorEastAsia" w:hAnsiTheme="minorEastAsia" w:hint="eastAsia"/>
-        </w:rPr>
-      </w:pPr>
-    </w:p>
-    <w:p>
-      <w:pPr>
-        <w:pStyle w:val="ae"/>
-        <w:rPr>
-          <w:rFonts w:asciiTheme="minorEastAsia" w:hAnsiTheme="minorEastAsia" w:hint="eastAsia"/>
-          <w:lang w:val="en-CA"/>
-        </w:rPr>
       </w:pPr>
     </w:p>
     <w:tbl>
@@ -18051,79 +17738,26 @@
       <w:pPr>
         <w:pStyle w:val="ae"/>
       </w:pPr>
-      <w:r>
-        <w:rPr>
-          <w:rFonts w:asciiTheme="minorEastAsia" w:hAnsiTheme="minorEastAsia" w:hint="eastAsia"/>
-          <w:b/>
-          <w:bCs/>
-          <w:noProof/>
-          <w:sz w:val="24"/>
-        </w:rPr>
-        <mc:AlternateContent>
-          <mc:Choice Requires="wps">
-            <w:drawing>
-              <wp:anchor distT="0" distB="0" distL="114300" distR="114300" simplePos="0" relativeHeight="251673600" behindDoc="0" locked="0" layoutInCell="1" allowOverlap="1" wp14:anchorId="248DCEC5" wp14:editId="2AB7BF33">
-                <wp:simplePos x="0" y="0"/>
-                <wp:positionH relativeFrom="column">
-                  <wp:posOffset>-106680</wp:posOffset>
-                </wp:positionH>
-                <wp:positionV relativeFrom="paragraph">
-                  <wp:posOffset>-432435</wp:posOffset>
-                </wp:positionV>
-                <wp:extent cx="0" cy="9979025"/>
-                <wp:effectExtent l="0" t="0" r="38100" b="22225"/>
-                <wp:wrapNone/>
-                <wp:docPr id="1379263803" name="Straight Connector 1"/>
-                <wp:cNvGraphicFramePr/>
-                <a:graphic xmlns:a="http://schemas.openxmlformats.org/drawingml/2006/main">
-                  <a:graphicData uri="http://schemas.microsoft.com/office/word/2010/wordprocessingShape">
-                    <wps:wsp>
-                      <wps:cNvCnPr/>
-                      <wps:spPr>
-                        <a:xfrm>
-                          <a:off x="0" y="0"/>
-                          <a:ext cx="0" cy="9979025"/>
-                        </a:xfrm>
-                        <a:prstGeom prst="line">
-                          <a:avLst/>
-                        </a:prstGeom>
-                      </wps:spPr>
-                      <wps:style>
-                        <a:lnRef idx="1">
-                          <a:schemeClr val="accent1"/>
-                        </a:lnRef>
-                        <a:fillRef idx="0">
-                          <a:schemeClr val="accent1"/>
-                        </a:fillRef>
-                        <a:effectRef idx="0">
-                          <a:schemeClr val="accent1"/>
-                        </a:effectRef>
-                        <a:fontRef idx="minor">
-                          <a:schemeClr val="tx1"/>
-                        </a:fontRef>
-                      </wps:style>
-                      <wps:bodyPr/>
-                    </wps:wsp>
-                  </a:graphicData>
-                </a:graphic>
-                <wp14:sizeRelH relativeFrom="margin">
-                  <wp14:pctWidth>0</wp14:pctWidth>
-                </wp14:sizeRelH>
-                <wp14:sizeRelV relativeFrom="margin">
-                  <wp14:pctHeight>0</wp14:pctHeight>
-                </wp14:sizeRelV>
-              </wp:anchor>
-            </w:drawing>
-          </mc:Choice>
-          <mc:Fallback>
-            <w:pict>
-              <v:line w14:anchorId="31F1CDB2" id="Straight Connector 1" o:spid="_x0000_s1026" style="position:absolute;z-index:251673600;visibility:visible;mso-wrap-style:square;mso-width-percent:0;mso-height-percent:0;mso-wrap-distance-left:9pt;mso-wrap-distance-top:0;mso-wrap-distance-right:9pt;mso-wrap-distance-bottom:0;mso-position-horizontal:absolute;mso-position-horizontal-relative:text;mso-position-vertical:absolute;mso-position-vertical-relative:text;mso-width-percent:0;mso-height-percent:0;mso-width-relative:margin;mso-height-relative:margin" from="-8.4pt,-34.05pt" to="-8.4pt,751.7pt" o:gfxdata="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" strokecolor="#4472c4 [3204]" strokeweight=".5pt">
-                <v:stroke joinstyle="miter"/>
-              </v:line>
-            </w:pict>
-          </mc:Fallback>
-        </mc:AlternateContent>
-      </w:r>
+    </w:p>
+    <w:p>
+      <w:pPr>
+        <w:pStyle w:val="ae"/>
+      </w:pPr>
+    </w:p>
+    <w:p>
+      <w:pPr>
+        <w:pStyle w:val="ae"/>
+      </w:pPr>
+    </w:p>
+    <w:p>
+      <w:pPr>
+        <w:pStyle w:val="ae"/>
+      </w:pPr>
+    </w:p>
+    <w:p>
+      <w:pPr>
+        <w:pStyle w:val="ae"/>
+      </w:pPr>
     </w:p>
     <w:p>
       <w:pPr>
@@ -19752,82 +19386,9 @@
           <w:rFonts w:asciiTheme="minorEastAsia" w:hAnsiTheme="minorEastAsia" w:hint="eastAsia"/>
           <w:b/>
           <w:bCs/>
-          <w:noProof/>
           <w:sz w:val="24"/>
         </w:rPr>
         <w:lastRenderedPageBreak/>
-        <mc:AlternateContent>
-          <mc:Choice Requires="wps">
-            <w:drawing>
-              <wp:anchor distT="0" distB="0" distL="114300" distR="114300" simplePos="0" relativeHeight="251677696" behindDoc="0" locked="0" layoutInCell="1" allowOverlap="1" wp14:anchorId="1ABE9FDF" wp14:editId="0209E648">
-                <wp:simplePos x="0" y="0"/>
-                <wp:positionH relativeFrom="column">
-                  <wp:posOffset>4731385</wp:posOffset>
-                </wp:positionH>
-                <wp:positionV relativeFrom="paragraph">
-                  <wp:posOffset>-443865</wp:posOffset>
-                </wp:positionV>
-                <wp:extent cx="0" cy="9980295"/>
-                <wp:effectExtent l="0" t="0" r="38100" b="20955"/>
-                <wp:wrapNone/>
-                <wp:docPr id="1324987270" name="Straight Connector 1"/>
-                <wp:cNvGraphicFramePr/>
-                <a:graphic xmlns:a="http://schemas.openxmlformats.org/drawingml/2006/main">
-                  <a:graphicData uri="http://schemas.microsoft.com/office/word/2010/wordprocessingShape">
-                    <wps:wsp>
-                      <wps:cNvCnPr/>
-                      <wps:spPr>
-                        <a:xfrm>
-                          <a:off x="0" y="0"/>
-                          <a:ext cx="0" cy="9980295"/>
-                        </a:xfrm>
-                        <a:prstGeom prst="line">
-                          <a:avLst/>
-                        </a:prstGeom>
-                      </wps:spPr>
-                      <wps:style>
-                        <a:lnRef idx="1">
-                          <a:schemeClr val="accent1"/>
-                        </a:lnRef>
-                        <a:fillRef idx="0">
-                          <a:schemeClr val="accent1"/>
-                        </a:fillRef>
-                        <a:effectRef idx="0">
-                          <a:schemeClr val="accent1"/>
-                        </a:effectRef>
-                        <a:fontRef idx="minor">
-                          <a:schemeClr val="tx1"/>
-                        </a:fontRef>
-                      </wps:style>
-                      <wps:bodyPr/>
-                    </wps:wsp>
-                  </a:graphicData>
-                </a:graphic>
-                <wp14:sizeRelH relativeFrom="margin">
-                  <wp14:pctWidth>0</wp14:pctWidth>
-                </wp14:sizeRelH>
-                <wp14:sizeRelV relativeFrom="margin">
-                  <wp14:pctHeight>0</wp14:pctHeight>
-                </wp14:sizeRelV>
-              </wp:anchor>
-            </w:drawing>
-          </mc:Choice>
-          <mc:Fallback>
-            <w:pict>
-              <v:line w14:anchorId="73B61804" id="Straight Connector 1" o:spid="_x0000_s1026" style="position:absolute;z-index:251677696;visibility:visible;mso-wrap-style:square;mso-width-percent:0;mso-height-percent:0;mso-wrap-distance-left:9pt;mso-wrap-distance-top:0;mso-wrap-distance-right:9pt;mso-wrap-distance-bottom:0;mso-position-horizontal:absolute;mso-position-horizontal-relative:text;mso-position-vertical:absolute;mso-position-vertical-relative:text;mso-width-percent:0;mso-height-percent:0;mso-width-relative:margin;mso-height-relative:margin" from="372.55pt,-34.95pt" to="372.55pt,750.9pt" o:gfxdata="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" strokecolor="#4472c4 [3204]" strokeweight=".5pt">
-                <v:stroke joinstyle="miter"/>
-              </v:line>
-            </w:pict>
-          </mc:Fallback>
-        </mc:AlternateContent>
-      </w:r>
-      <w:r>
-        <w:rPr>
-          <w:rFonts w:asciiTheme="minorEastAsia" w:hAnsiTheme="minorEastAsia" w:hint="eastAsia"/>
-          <w:b/>
-          <w:bCs/>
-          <w:sz w:val="24"/>
-        </w:rPr>
         <w:t>10《</w:t>
       </w:r>
       <w:r>
@@ -21033,6 +20594,7 @@
     <w:tbl>
       <w:tblPr>
         <w:tblW w:w="0" w:type="auto"/>
+        <w:jc w:val="center"/>
         <w:tblCellSpacing w:w="15" w:type="dxa"/>
         <w:tblBorders>
           <w:top w:val="single" w:sz="4" w:space="0" w:color="auto"/>
@@ -21058,6 +20620,7 @@
         <w:trPr>
           <w:tblHeader/>
           <w:tblCellSpacing w:w="15" w:type="dxa"/>
+          <w:jc w:val="center"/>
         </w:trPr>
         <w:tc>
           <w:tcPr>
@@ -21109,6 +20672,7 @@
       <w:tr>
         <w:trPr>
           <w:tblCellSpacing w:w="15" w:type="dxa"/>
+          <w:jc w:val="center"/>
         </w:trPr>
         <w:tc>
           <w:tcPr>
@@ -21162,6 +20726,7 @@
       <w:tr>
         <w:trPr>
           <w:tblCellSpacing w:w="15" w:type="dxa"/>
+          <w:jc w:val="center"/>
         </w:trPr>
         <w:tc>
           <w:tcPr>
@@ -21200,6 +20765,7 @@
       <w:tr>
         <w:trPr>
           <w:tblCellSpacing w:w="15" w:type="dxa"/>
+          <w:jc w:val="center"/>
         </w:trPr>
         <w:tc>
           <w:tcPr>
@@ -21235,6 +20801,7 @@
       <w:tr>
         <w:trPr>
           <w:tblCellSpacing w:w="15" w:type="dxa"/>
+          <w:jc w:val="center"/>
         </w:trPr>
         <w:tc>
           <w:tcPr>
@@ -21280,6 +20847,16 @@
         </w:tc>
       </w:tr>
     </w:tbl>
+    <w:p>
+      <w:pPr>
+        <w:pStyle w:val="ae"/>
+      </w:pPr>
+    </w:p>
+    <w:p>
+      <w:pPr>
+        <w:pStyle w:val="ae"/>
+      </w:pPr>
+    </w:p>
     <w:p>
       <w:pPr>
         <w:pStyle w:val="ae"/>
@@ -22949,6 +22526,11 @@
     <w:p>
       <w:pPr>
         <w:pStyle w:val="ae"/>
+      </w:pPr>
+    </w:p>
+    <w:p>
+      <w:pPr>
+        <w:pStyle w:val="ae"/>
         <w:spacing w:line="360" w:lineRule="auto"/>
         <w:jc w:val="center"/>
         <w:rPr>
@@ -22958,79 +22540,6 @@
           <w:sz w:val="24"/>
         </w:rPr>
       </w:pPr>
-      <w:r>
-        <w:rPr>
-          <w:rFonts w:asciiTheme="minorEastAsia" w:hAnsiTheme="minorEastAsia" w:hint="eastAsia"/>
-          <w:b/>
-          <w:bCs/>
-          <w:noProof/>
-          <w:sz w:val="24"/>
-        </w:rPr>
-        <mc:AlternateContent>
-          <mc:Choice Requires="wps">
-            <w:drawing>
-              <wp:anchor distT="0" distB="0" distL="114300" distR="114300" simplePos="0" relativeHeight="251678720" behindDoc="0" locked="0" layoutInCell="1" allowOverlap="1" wp14:anchorId="2F3CEBC4" wp14:editId="4552F8F9">
-                <wp:simplePos x="0" y="0"/>
-                <wp:positionH relativeFrom="column">
-                  <wp:posOffset>-107315</wp:posOffset>
-                </wp:positionH>
-                <wp:positionV relativeFrom="paragraph">
-                  <wp:posOffset>-433070</wp:posOffset>
-                </wp:positionV>
-                <wp:extent cx="0" cy="9979025"/>
-                <wp:effectExtent l="0" t="0" r="38100" b="22225"/>
-                <wp:wrapNone/>
-                <wp:docPr id="1807407646" name="Straight Connector 1"/>
-                <wp:cNvGraphicFramePr/>
-                <a:graphic xmlns:a="http://schemas.openxmlformats.org/drawingml/2006/main">
-                  <a:graphicData uri="http://schemas.microsoft.com/office/word/2010/wordprocessingShape">
-                    <wps:wsp>
-                      <wps:cNvCnPr/>
-                      <wps:spPr>
-                        <a:xfrm>
-                          <a:off x="0" y="0"/>
-                          <a:ext cx="0" cy="9979025"/>
-                        </a:xfrm>
-                        <a:prstGeom prst="line">
-                          <a:avLst/>
-                        </a:prstGeom>
-                      </wps:spPr>
-                      <wps:style>
-                        <a:lnRef idx="1">
-                          <a:schemeClr val="accent1"/>
-                        </a:lnRef>
-                        <a:fillRef idx="0">
-                          <a:schemeClr val="accent1"/>
-                        </a:fillRef>
-                        <a:effectRef idx="0">
-                          <a:schemeClr val="accent1"/>
-                        </a:effectRef>
-                        <a:fontRef idx="minor">
-                          <a:schemeClr val="tx1"/>
-                        </a:fontRef>
-                      </wps:style>
-                      <wps:bodyPr/>
-                    </wps:wsp>
-                  </a:graphicData>
-                </a:graphic>
-                <wp14:sizeRelH relativeFrom="margin">
-                  <wp14:pctWidth>0</wp14:pctWidth>
-                </wp14:sizeRelH>
-                <wp14:sizeRelV relativeFrom="margin">
-                  <wp14:pctHeight>0</wp14:pctHeight>
-                </wp14:sizeRelV>
-              </wp:anchor>
-            </w:drawing>
-          </mc:Choice>
-          <mc:Fallback>
-            <w:pict>
-              <v:line w14:anchorId="6DDE9E29" id="Straight Connector 1" o:spid="_x0000_s1026" style="position:absolute;z-index:251678720;visibility:visible;mso-wrap-style:square;mso-width-percent:0;mso-height-percent:0;mso-wrap-distance-left:9pt;mso-wrap-distance-top:0;mso-wrap-distance-right:9pt;mso-wrap-distance-bottom:0;mso-position-horizontal:absolute;mso-position-horizontal-relative:text;mso-position-vertical:absolute;mso-position-vertical-relative:text;mso-width-percent:0;mso-height-percent:0;mso-width-relative:margin;mso-height-relative:margin" from="-8.45pt,-34.1pt" to="-8.45pt,751.65pt" o:gfxdata="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" strokecolor="#4472c4 [3204]" strokeweight=".5pt">
-                <v:stroke joinstyle="miter"/>
-              </v:line>
-            </w:pict>
-          </mc:Fallback>
-        </mc:AlternateContent>
-      </w:r>
       <w:r>
         <w:rPr>
           <w:rFonts w:asciiTheme="minorEastAsia" w:hAnsiTheme="minorEastAsia" w:hint="eastAsia"/>
@@ -24770,8 +24279,8 @@
     </w:p>
     <w:sectPr>
       <w:pgSz w:w="24480" w:h="15840" w:orient="landscape" w:code="3"/>
-      <w:pgMar w:top="720" w:right="720" w:bottom="720" w:left="720" w:header="720" w:footer="720" w:gutter="0"/>
-      <w:cols w:num="3" w:space="720"/>
+      <w:pgMar w:top="567" w:right="284" w:bottom="567" w:left="284" w:header="720" w:footer="720" w:gutter="0"/>
+      <w:cols w:num="3" w:sep="1" w:space="720"/>
       <w:docGrid w:linePitch="360"/>
     </w:sectPr>
   </w:body>
@@ -25350,7 +24859,7 @@
       <w:lvlText w:val=""/>
       <w:lvlJc w:val="left"/>
       <w:pPr>
-        <w:ind w:left="720" w:hanging="360"/>
+        <w:ind w:left="862" w:hanging="360"/>
       </w:pPr>
       <w:rPr>
         <w:rFonts w:ascii="Symbol" w:hAnsi="Symbol" w:hint="default"/>
@@ -25362,7 +24871,7 @@
       <w:lvlText w:val="o"/>
       <w:lvlJc w:val="left"/>
       <w:pPr>
-        <w:ind w:left="1440" w:hanging="360"/>
+        <w:ind w:left="1582" w:hanging="360"/>
       </w:pPr>
       <w:rPr>
         <w:rFonts w:ascii="Courier New" w:hAnsi="Courier New" w:cs="Courier New" w:hint="default"/>
@@ -25374,7 +24883,7 @@
       <w:lvlText w:val=""/>
       <w:lvlJc w:val="left"/>
       <w:pPr>
-        <w:ind w:left="2160" w:hanging="360"/>
+        <w:ind w:left="2302" w:hanging="360"/>
       </w:pPr>
       <w:rPr>
         <w:rFonts w:ascii="Wingdings" w:hAnsi="Wingdings" w:hint="default"/>
@@ -25386,7 +24895,7 @@
       <w:lvlText w:val=""/>
       <w:lvlJc w:val="left"/>
       <w:pPr>
-        <w:ind w:left="2880" w:hanging="360"/>
+        <w:ind w:left="3022" w:hanging="360"/>
       </w:pPr>
       <w:rPr>
         <w:rFonts w:ascii="Symbol" w:hAnsi="Symbol" w:hint="default"/>
@@ -25398,7 +24907,7 @@
       <w:lvlText w:val="o"/>
       <w:lvlJc w:val="left"/>
       <w:pPr>
-        <w:ind w:left="3600" w:hanging="360"/>
+        <w:ind w:left="3742" w:hanging="360"/>
       </w:pPr>
       <w:rPr>
         <w:rFonts w:ascii="Courier New" w:hAnsi="Courier New" w:cs="Courier New" w:hint="default"/>
@@ -25410,7 +24919,7 @@
       <w:lvlText w:val=""/>
       <w:lvlJc w:val="left"/>
       <w:pPr>
-        <w:ind w:left="4320" w:hanging="360"/>
+        <w:ind w:left="4462" w:hanging="360"/>
       </w:pPr>
       <w:rPr>
         <w:rFonts w:ascii="Wingdings" w:hAnsi="Wingdings" w:hint="default"/>
@@ -25422,7 +24931,7 @@
       <w:lvlText w:val=""/>
       <w:lvlJc w:val="left"/>
       <w:pPr>
-        <w:ind w:left="5040" w:hanging="360"/>
+        <w:ind w:left="5182" w:hanging="360"/>
       </w:pPr>
       <w:rPr>
         <w:rFonts w:ascii="Symbol" w:hAnsi="Symbol" w:hint="default"/>
@@ -25434,7 +24943,7 @@
       <w:lvlText w:val="o"/>
       <w:lvlJc w:val="left"/>
       <w:pPr>
-        <w:ind w:left="5760" w:hanging="360"/>
+        <w:ind w:left="5902" w:hanging="360"/>
       </w:pPr>
       <w:rPr>
         <w:rFonts w:ascii="Courier New" w:hAnsi="Courier New" w:cs="Courier New" w:hint="default"/>
@@ -25446,7 +24955,7 @@
       <w:lvlText w:val=""/>
       <w:lvlJc w:val="left"/>
       <w:pPr>
-        <w:ind w:left="6480" w:hanging="360"/>
+        <w:ind w:left="6622" w:hanging="360"/>
       </w:pPr>
       <w:rPr>
         <w:rFonts w:ascii="Wingdings" w:hAnsi="Wingdings" w:hint="default"/>
